--- a/docs/avar-guide/AVAR-guide.docx
+++ b/docs/avar-guide/AVAR-guide.docx
@@ -119,7 +119,7 @@
           <w:szCs w:val="17"/>
           <w:rtl/>
         </w:rPr>
-        <w:t xml:space="preserve">כל הנתונים, המסמכים והמקורות המופיעים בצילומי המסך הם נתוני הדגמה סינתטיים שנוצרו לצורך המדריך בלבד.</w:t>
+        <w:t xml:space="preserve">כל צילומי המסך במדריך נלקחו משלוש הרצות אמיתיות של המערכת. מסלול ההדגמה המרכזי הוא משחק מלחמה עסקי רב־שנתי (11.8.2026) — 19 קריאות מודל, 34 חיפושי רשת, 9 טענות מרכזיות ו-9 הנחות.</w:t>
       </w:r>
     </w:p>
     <w:p>
@@ -1099,7 +1099,29 @@
           <w:szCs w:val="21"/>
           <w:rtl/>
         </w:rPr>
-        <w:t xml:space="preserve">כל שורה מציגה טלמטריה אמיתית: מספר מילים, כמות סוכנים, קריאות LLM, טוקנים וחיפושי רשת</w:t>
+        <w:t xml:space="preserve">שלוש ההערכות שבתמונה הן ריצות אמיתיות: משחק מלחמה עסקי, בחינת מעמדה של קטר, ותמונת מצב אזורית</w:t>
+      </w:r>
+    </w:p>
+    <w:p>
+      <w:pPr>
+        <w:pStyle w:val="ListParagraph"/>
+        <w:numPr>
+          <w:ilvl w:val="0"/>
+          <w:numId w:val="2"/>
+        </w:numPr>
+        <w:bidi/>
+        <w:spacing w:after="100" w:line="290"/>
+        <w:jc w:val="right"/>
+      </w:pPr>
+      <w:r>
+        <w:rPr>
+          <w:rFonts w:ascii="Arial" w:cs="Arial" w:eastAsia="Arial" w:hAnsi="Arial"/>
+          <w:color w:val="333F4F"/>
+          <w:sz w:val="21"/>
+          <w:szCs w:val="21"/>
+          <w:rtl/>
+        </w:rPr>
+        <w:t xml:space="preserve">כל שורה מציגה את מחיר התהליך בפועל — 544K, 691K ו-1.19M טוקנים; 34, 49 ו-66 חיפושי רשת</w:t>
       </w:r>
     </w:p>
     <w:p>
@@ -1122,28 +1144,6 @@
           <w:rtl/>
         </w:rPr>
         <w:t xml:space="preserve">הערכה שהסתיימה נפתחת ישירות לדו"ח; הערכה שרצה נפתחת למסך העיבוד החי</w:t>
-      </w:r>
-    </w:p>
-    <w:p>
-      <w:pPr>
-        <w:pStyle w:val="ListParagraph"/>
-        <w:numPr>
-          <w:ilvl w:val="0"/>
-          <w:numId w:val="2"/>
-        </w:numPr>
-        <w:bidi/>
-        <w:spacing w:after="100" w:line="290"/>
-        <w:jc w:val="right"/>
-      </w:pPr>
-      <w:r>
-        <w:rPr>
-          <w:rFonts w:ascii="Arial" w:cs="Arial" w:eastAsia="Arial" w:hAnsi="Arial"/>
-          <w:color w:val="333F4F"/>
-          <w:sz w:val="21"/>
-          <w:szCs w:val="21"/>
-          <w:rtl/>
-        </w:rPr>
-        <w:t xml:space="preserve">שקיפות עלות מלאה — המשתמש רואה כמה "עלה" כל ניתוח</w:t>
       </w:r>
     </w:p>
     <w:p>
@@ -1208,7 +1208,7 @@
           <w:szCs w:val="17"/>
           <w:rtl/>
         </w:rPr>
-        <w:t xml:space="preserve">לוח הבקרה — היסטוריית הערכות עם טלמטריה</w:t>
+        <w:t xml:space="preserve">לוח הבקרה — שלוש הערכות אמיתיות עם הטלמטריה שלהן</w:t>
       </w:r>
     </w:p>
     <w:p>
@@ -1297,51 +1297,51 @@
           <w:szCs w:val="21"/>
           <w:rtl/>
         </w:rPr>
-        <w:t xml:space="preserve">Workflow: תצורת ניתוח שמורה שנבחרת אוטומטית לפי מילות מפתח במסמך — כאן המערכת זיהתה "הפסקת אש" והציעה את התצורה המתאימה</w:t>
-      </w:r>
-    </w:p>
-    <w:p>
-      <w:pPr>
-        <w:pStyle w:val="ListParagraph"/>
-        <w:numPr>
-          <w:ilvl w:val="0"/>
-          <w:numId w:val="2"/>
-        </w:numPr>
-        <w:bidi/>
-        <w:spacing w:after="100" w:line="290"/>
-        <w:jc w:val="right"/>
-      </w:pPr>
-      <w:r>
-        <w:rPr>
-          <w:rFonts w:ascii="Arial" w:cs="Arial" w:eastAsia="Arial" w:hAnsi="Arial"/>
-          <w:color w:val="333F4F"/>
-          <w:sz w:val="21"/>
-          <w:szCs w:val="21"/>
-          <w:rtl/>
-        </w:rPr>
-        <w:t xml:space="preserve">בחירת מודל שפה: Claude Sonnet למהירות ודיוק, או מודל הסקה לחשיבה מעמיקה</w:t>
-      </w:r>
-    </w:p>
-    <w:p>
-      <w:pPr>
-        <w:pStyle w:val="ListParagraph"/>
-        <w:numPr>
-          <w:ilvl w:val="0"/>
-          <w:numId w:val="2"/>
-        </w:numPr>
-        <w:bidi/>
-        <w:spacing w:after="100" w:line="290"/>
-        <w:jc w:val="right"/>
-      </w:pPr>
-      <w:r>
-        <w:rPr>
-          <w:rFonts w:ascii="Arial" w:cs="Arial" w:eastAsia="Arial" w:hAnsi="Arial"/>
-          <w:color w:val="333F4F"/>
-          <w:sz w:val="21"/>
-          <w:szCs w:val="21"/>
-          <w:rtl/>
-        </w:rPr>
-        <w:t xml:space="preserve">בחירת סוכנים ידנית — או השארה ריקה, ואז המערכת בוחרת לבד לפי תוכן המסמך</w:t>
+        <w:t xml:space="preserve">בתמונה: הבריף האמיתי של משחק המלחמה העסקי — ארבע שאלות מפתח לחמש שנים קדימה</w:t>
+      </w:r>
+    </w:p>
+    <w:p>
+      <w:pPr>
+        <w:pStyle w:val="ListParagraph"/>
+        <w:numPr>
+          <w:ilvl w:val="0"/>
+          <w:numId w:val="2"/>
+        </w:numPr>
+        <w:bidi/>
+        <w:spacing w:after="100" w:line="290"/>
+        <w:jc w:val="right"/>
+      </w:pPr>
+      <w:r>
+        <w:rPr>
+          <w:rFonts w:ascii="Arial" w:cs="Arial" w:eastAsia="Arial" w:hAnsi="Arial"/>
+          <w:color w:val="333F4F"/>
+          <w:sz w:val="21"/>
+          <w:szCs w:val="21"/>
+          <w:rtl/>
+        </w:rPr>
+        <w:t xml:space="preserve">Workflow: תצורת ניתוח שמורה. הבריף הזה לא הכיל מילות הפעלה של אף תצורה, ולכן לא נבחרה אחת</w:t>
+      </w:r>
+    </w:p>
+    <w:p>
+      <w:pPr>
+        <w:pStyle w:val="ListParagraph"/>
+        <w:numPr>
+          <w:ilvl w:val="0"/>
+          <w:numId w:val="2"/>
+        </w:numPr>
+        <w:bidi/>
+        <w:spacing w:after="100" w:line="290"/>
+        <w:jc w:val="right"/>
+      </w:pPr>
+      <w:r>
+        <w:rPr>
+          <w:rFonts w:ascii="Arial" w:cs="Arial" w:eastAsia="Arial" w:hAnsi="Arial"/>
+          <w:color w:val="333F4F"/>
+          <w:sz w:val="21"/>
+          <w:szCs w:val="21"/>
+          <w:rtl/>
+        </w:rPr>
+        <w:t xml:space="preserve">בחירת סוכנים הושארה ריקה — והמערכת בחרה בעצמה שלושה סוכנים לפי תוכן המסמך</w:t>
       </w:r>
     </w:p>
     <w:p>
@@ -1352,7 +1352,7 @@
       <w:r>
         <w:drawing>
           <wp:inline distT="0" distB="0" distL="0" distR="0">
-            <wp:extent cx="5619750" cy="5610225"/>
+            <wp:extent cx="5619750" cy="5419725"/>
             <wp:effectExtent t="0" r="0" b="0" l="0"/>
             <wp:docPr id="1" name="" descr="" title=""/>
             <wp:cNvGraphicFramePr>
@@ -1377,7 +1377,7 @@
                   <pic:spPr bwMode="auto">
                     <a:xfrm>
                       <a:off x="0" y="0"/>
-                      <a:ext cx="5619750" cy="5610225"/>
+                      <a:ext cx="5619750" cy="5419725"/>
                     </a:xfrm>
                     <a:prstGeom prst="rect">
                       <a:avLst/>
@@ -1406,7 +1406,7 @@
           <w:szCs w:val="17"/>
           <w:rtl/>
         </w:rPr>
-        <w:t xml:space="preserve">מסך הערכה חדשה — קליטה, Workflow, מודל ובחירת סוכנים</w:t>
+        <w:t xml:space="preserve">מסך הערכה חדשה — הבריף האמיתי של משחק המלחמה</w:t>
       </w:r>
     </w:p>
     <w:p>
@@ -1495,51 +1495,51 @@
           <w:szCs w:val="21"/>
           <w:rtl/>
         </w:rPr>
-        <w:t xml:space="preserve">לכל סוכן אפשר להגדיר מודל משלו: סוכן אחד יכול לרוץ על מודל הסקה כבד והשאר על מודל מהיר</w:t>
-      </w:r>
-    </w:p>
-    <w:p>
-      <w:pPr>
-        <w:pStyle w:val="ListParagraph"/>
-        <w:numPr>
-          <w:ilvl w:val="0"/>
-          <w:numId w:val="2"/>
-        </w:numPr>
-        <w:bidi/>
-        <w:spacing w:after="100" w:line="290"/>
-        <w:jc w:val="right"/>
-      </w:pPr>
-      <w:r>
-        <w:rPr>
-          <w:rFonts w:ascii="Arial" w:cs="Arial" w:eastAsia="Arial" w:hAnsi="Arial"/>
-          <w:color w:val="333F4F"/>
-          <w:sz w:val="21"/>
-          <w:szCs w:val="21"/>
-          <w:rtl/>
-        </w:rPr>
-        <w:t xml:space="preserve">רשימת הסוכנים נטענת מקובצי ההגדרה — כל סוכן שנוסף מופיע כאן מיד</w:t>
-      </w:r>
-    </w:p>
-    <w:p>
-      <w:pPr>
-        <w:pStyle w:val="ListParagraph"/>
-        <w:numPr>
-          <w:ilvl w:val="0"/>
-          <w:numId w:val="2"/>
-        </w:numPr>
-        <w:bidi/>
-        <w:spacing w:after="100" w:line="290"/>
-        <w:jc w:val="right"/>
-      </w:pPr>
-      <w:r>
-        <w:rPr>
-          <w:rFonts w:ascii="Arial" w:cs="Arial" w:eastAsia="Arial" w:hAnsi="Arial"/>
-          <w:color w:val="333F4F"/>
-          <w:sz w:val="21"/>
-          <w:szCs w:val="21"/>
-          <w:rtl/>
-        </w:rPr>
-        <w:t xml:space="preserve">השארת הבחירה ריקה מפעילה בחירה אוטומטית, ותמיד מצורף אליה Devil's Advocate</w:t>
+        <w:t xml:space="preserve">בהרצה שבמדריך נעשה שימוש ב-Claude Sonnet; ניתן לבחור מודל הסקה לחשיבה מעמיקה יותר</w:t>
+      </w:r>
+    </w:p>
+    <w:p>
+      <w:pPr>
+        <w:pStyle w:val="ListParagraph"/>
+        <w:numPr>
+          <w:ilvl w:val="0"/>
+          <w:numId w:val="2"/>
+        </w:numPr>
+        <w:bidi/>
+        <w:spacing w:after="100" w:line="290"/>
+        <w:jc w:val="right"/>
+      </w:pPr>
+      <w:r>
+        <w:rPr>
+          <w:rFonts w:ascii="Arial" w:cs="Arial" w:eastAsia="Arial" w:hAnsi="Arial"/>
+          <w:color w:val="333F4F"/>
+          <w:sz w:val="21"/>
+          <w:szCs w:val="21"/>
+          <w:rtl/>
+        </w:rPr>
+        <w:t xml:space="preserve">לכל סוכן אפשר להגדיר מודל משלו — סוכן אחד על מודל כבד והשאר על מודל מהיר</w:t>
+      </w:r>
+    </w:p>
+    <w:p>
+      <w:pPr>
+        <w:pStyle w:val="ListParagraph"/>
+        <w:numPr>
+          <w:ilvl w:val="0"/>
+          <w:numId w:val="2"/>
+        </w:numPr>
+        <w:bidi/>
+        <w:spacing w:after="100" w:line="290"/>
+        <w:jc w:val="right"/>
+      </w:pPr>
+      <w:r>
+        <w:rPr>
+          <w:rFonts w:ascii="Arial" w:cs="Arial" w:eastAsia="Arial" w:hAnsi="Arial"/>
+          <w:color w:val="333F4F"/>
+          <w:sz w:val="21"/>
+          <w:szCs w:val="21"/>
+          <w:rtl/>
+        </w:rPr>
+        <w:t xml:space="preserve">השארת בחירת הסוכנים ריקה מפעילה בחירה אוטומטית, ותמיד מצורף אליה Devil's Advocate</w:t>
       </w:r>
     </w:p>
     <w:p>
@@ -1715,29 +1715,29 @@
           <w:szCs w:val="21"/>
           <w:rtl/>
         </w:rPr>
-        <w:t xml:space="preserve">יומן פעילות חי — כל שאילתת חיפוש נרשמת עם השפה שבה בוצעה ומספר התוצאות שהתקבלו</w:t>
-      </w:r>
-    </w:p>
-    <w:p>
-      <w:pPr>
-        <w:pStyle w:val="ListParagraph"/>
-        <w:numPr>
-          <w:ilvl w:val="0"/>
-          <w:numId w:val="2"/>
-        </w:numPr>
-        <w:bidi/>
-        <w:spacing w:after="100" w:line="290"/>
-        <w:jc w:val="right"/>
-      </w:pPr>
-      <w:r>
-        <w:rPr>
-          <w:rFonts w:ascii="Arial" w:cs="Arial" w:eastAsia="Arial" w:hAnsi="Arial"/>
-          <w:color w:val="333F4F"/>
-          <w:sz w:val="21"/>
-          <w:szCs w:val="21"/>
-          <w:rtl/>
-        </w:rPr>
-        <w:t xml:space="preserve">המערכת מדווחת גם על מה שחסר לה: "סוכנים לא נמצאו: humanitarian logistics" — הזמנה ליצור אותו</w:t>
+        <w:t xml:space="preserve">יומן הפעילות שבתמונה הוא שחזור של ריצה אמיתית — שאילתות אמיתיות בעברית ובאנגלית, עם השפה ומספר התוצאות</w:t>
+      </w:r>
+    </w:p>
+    <w:p>
+      <w:pPr>
+        <w:pStyle w:val="ListParagraph"/>
+        <w:numPr>
+          <w:ilvl w:val="0"/>
+          <w:numId w:val="2"/>
+        </w:numPr>
+        <w:bidi/>
+        <w:spacing w:after="100" w:line="290"/>
+        <w:jc w:val="right"/>
+      </w:pPr>
+      <w:r>
+        <w:rPr>
+          <w:rFonts w:ascii="Arial" w:cs="Arial" w:eastAsia="Arial" w:hAnsi="Arial"/>
+          <w:color w:val="333F4F"/>
+          <w:sz w:val="21"/>
+          <w:szCs w:val="21"/>
+          <w:rtl/>
+        </w:rPr>
+        <w:t xml:space="preserve">ניתן לראות איזה סוכן שאל מה — "מנתח BDA", "מנתח כלכלי", "מומחה אסלאם" — וכמה תוצאות חזרו</w:t>
       </w:r>
     </w:p>
     <w:p>
@@ -1802,7 +1802,7 @@
           <w:szCs w:val="17"/>
           <w:rtl/>
         </w:rPr>
-        <w:t xml:space="preserve">מסך העיבוד — יומן פעילות חי בשלוש שפות</w:t>
+        <w:t xml:space="preserve">מסך העיבוד — שחזור יומן הפעילות של הרצה אמיתית</w:t>
       </w:r>
     </w:p>
     <w:p>
@@ -1891,7 +1891,7 @@
           <w:szCs w:val="21"/>
           <w:rtl/>
         </w:rPr>
-        <w:t xml:space="preserve">באנר צהוב מציין רכיבים שחסרו בניתוח — סוכן או מיומנות שהיו משפרים את הדיוק, עם קישור ישיר ליצירתם</w:t>
+        <w:t xml:space="preserve">כאן רואים שלושה סוכנים ושמונה מיומנויות — חלקן מיומנויות שהצוות יצר בעצמו (skill-ai-expert, skill-common-sense)</w:t>
       </w:r>
     </w:p>
     <w:p>
@@ -1935,7 +1935,7 @@
           <w:szCs w:val="21"/>
           <w:rtl/>
         </w:rPr>
-        <w:t xml:space="preserve">ייצוא הדו"ח כקובץ HTML עצמאי בלחיצה אחת</w:t>
+        <w:t xml:space="preserve">ייצוא הדו"ח כקובץ HTML עצמאי בלחיצה אחת — בדיוק הקובץ שממנו נבנה המדריך הזה</w:t>
       </w:r>
     </w:p>
     <w:p>
@@ -2067,73 +2067,73 @@
           <w:szCs w:val="21"/>
           <w:rtl/>
         </w:rPr>
-        <w:t xml:space="preserve">רמת ביטחון (גבוה / בינוני / נמוך) — עם נימוק מפורש למה דווקא הרמה הזו</w:t>
-      </w:r>
-    </w:p>
-    <w:p>
-      <w:pPr>
-        <w:pStyle w:val="ListParagraph"/>
-        <w:numPr>
-          <w:ilvl w:val="0"/>
-          <w:numId w:val="2"/>
-        </w:numPr>
-        <w:bidi/>
-        <w:spacing w:after="100" w:line="290"/>
-        <w:jc w:val="right"/>
-      </w:pPr>
-      <w:r>
-        <w:rPr>
-          <w:rFonts w:ascii="Arial" w:cs="Arial" w:eastAsia="Arial" w:hAnsi="Arial"/>
-          <w:color w:val="333F4F"/>
-          <w:sz w:val="21"/>
-          <w:szCs w:val="21"/>
-          <w:rtl/>
-        </w:rPr>
-        <w:t xml:space="preserve">סיכון אם שגוי — ממד נפרד לגמרי: טענה יכולה להיות בביטחון בינוני אבל בסיכון גבוה מאוד</w:t>
-      </w:r>
-    </w:p>
-    <w:p>
-      <w:pPr>
-        <w:pStyle w:val="ListParagraph"/>
-        <w:numPr>
-          <w:ilvl w:val="0"/>
-          <w:numId w:val="2"/>
-        </w:numPr>
-        <w:bidi/>
-        <w:spacing w:after="100" w:line="290"/>
-        <w:jc w:val="right"/>
-      </w:pPr>
-      <w:r>
-        <w:rPr>
-          <w:rFonts w:ascii="Arial" w:cs="Arial" w:eastAsia="Arial" w:hAnsi="Arial"/>
-          <w:color w:val="333F4F"/>
-          <w:sz w:val="21"/>
-          <w:szCs w:val="21"/>
-          <w:rtl/>
-        </w:rPr>
-        <w:t xml:space="preserve">מספר המקורות התומכים, ורשימת העדויות עצמן עם קישור וסיווג אמינות</w:t>
-      </w:r>
-    </w:p>
-    <w:p>
-      <w:pPr>
-        <w:pStyle w:val="ListParagraph"/>
-        <w:numPr>
-          <w:ilvl w:val="0"/>
-          <w:numId w:val="2"/>
-        </w:numPr>
-        <w:bidi/>
-        <w:spacing w:after="100" w:line="290"/>
-        <w:jc w:val="right"/>
-      </w:pPr>
-      <w:r>
-        <w:rPr>
-          <w:rFonts w:ascii="Arial" w:cs="Arial" w:eastAsia="Arial" w:hAnsi="Arial"/>
-          <w:color w:val="333F4F"/>
-          <w:sz w:val="21"/>
-          <w:szCs w:val="21"/>
-          <w:rtl/>
-        </w:rPr>
-        <w:t xml:space="preserve">סיווג מקורות אוטומטי בשלוש רמות: T1 (סוכנויות מובילות), T2 (כללי), T3 (רשתות חברתיות)</w:t>
+        <w:t xml:space="preserve">תשע טענות מרכזיות חולצו מהמסמך, כל אחת עם ציון ביטחון, ציון סיכון ונימוק</w:t>
+      </w:r>
+    </w:p>
+    <w:p>
+      <w:pPr>
+        <w:pStyle w:val="ListParagraph"/>
+        <w:numPr>
+          <w:ilvl w:val="0"/>
+          <w:numId w:val="2"/>
+        </w:numPr>
+        <w:bidi/>
+        <w:spacing w:after="100" w:line="290"/>
+        <w:jc w:val="right"/>
+      </w:pPr>
+      <w:r>
+        <w:rPr>
+          <w:rFonts w:ascii="Arial" w:cs="Arial" w:eastAsia="Arial" w:hAnsi="Arial"/>
+          <w:color w:val="333F4F"/>
+          <w:sz w:val="21"/>
+          <w:szCs w:val="21"/>
+          <w:rtl/>
+        </w:rPr>
+        <w:t xml:space="preserve">טענה בביטחון גבוה: "AI ישפר משמעותית יכולות מחקר חולשות כבר ב-2026–2027" — אך המערכת מעירה שהיא לא מפורטת לגבי שחקנים ושוק יעד</w:t>
+      </w:r>
+    </w:p>
+    <w:p>
+      <w:pPr>
+        <w:pStyle w:val="ListParagraph"/>
+        <w:numPr>
+          <w:ilvl w:val="0"/>
+          <w:numId w:val="2"/>
+        </w:numPr>
+        <w:bidi/>
+        <w:spacing w:after="100" w:line="290"/>
+        <w:jc w:val="right"/>
+      </w:pPr>
+      <w:r>
+        <w:rPr>
+          <w:rFonts w:ascii="Arial" w:cs="Arial" w:eastAsia="Arial" w:hAnsi="Arial"/>
+          <w:color w:val="333F4F"/>
+          <w:sz w:val="21"/>
+          <w:szCs w:val="21"/>
+          <w:rtl/>
+        </w:rPr>
+        <w:t xml:space="preserve">טענה בביטחון נמוך וסיכון גבוה: "יכולת ה-Attribution תגדל מ-5% ל-85%" — המערכת מציינת שאין מקור למספרים ושהם מוצגים כעובדה</w:t>
+      </w:r>
+    </w:p>
+    <w:p>
+      <w:pPr>
+        <w:pStyle w:val="ListParagraph"/>
+        <w:numPr>
+          <w:ilvl w:val="0"/>
+          <w:numId w:val="2"/>
+        </w:numPr>
+        <w:bidi/>
+        <w:spacing w:after="100" w:line="290"/>
+        <w:jc w:val="right"/>
+      </w:pPr>
+      <w:r>
+        <w:rPr>
+          <w:rFonts w:ascii="Arial" w:cs="Arial" w:eastAsia="Arial" w:hAnsi="Arial"/>
+          <w:color w:val="333F4F"/>
+          <w:sz w:val="21"/>
+          <w:szCs w:val="21"/>
+          <w:rtl/>
+        </w:rPr>
+        <w:t xml:space="preserve">שני הצירים נפרדים: טענה יכולה להיות בביטחון בינוני אך בסיכון גבוה מאוד אם תתברר כשגויה</w:t>
       </w:r>
     </w:p>
     <w:p>
@@ -2198,7 +2198,7 @@
           <w:szCs w:val="17"/>
           <w:rtl/>
         </w:rPr>
-        <w:t xml:space="preserve">לשונית הטענות — ביטחון וסיכון כשני צירים נפרדים</w:t>
+        <w:t xml:space="preserve">תשע טענות אמיתיות — ביטחון וסיכון כשני צירים נפרדים</w:t>
       </w:r>
     </w:p>
     <w:p>
@@ -2265,6 +2265,28 @@
           <w:szCs w:val="21"/>
           <w:rtl/>
         </w:rPr>
+        <w:t xml:space="preserve">תשע הנחות זוהו, רובן סמויות — כאלה שהונחו ולא נוסחו במסמך</w:t>
+      </w:r>
+    </w:p>
+    <w:p>
+      <w:pPr>
+        <w:pStyle w:val="ListParagraph"/>
+        <w:numPr>
+          <w:ilvl w:val="0"/>
+          <w:numId w:val="2"/>
+        </w:numPr>
+        <w:bidi/>
+        <w:spacing w:after="100" w:line="290"/>
+        <w:jc w:val="right"/>
+      </w:pPr>
+      <w:r>
+        <w:rPr>
+          <w:rFonts w:ascii="Arial" w:cs="Arial" w:eastAsia="Arial" w:hAnsi="Arial"/>
+          <w:color w:val="333F4F"/>
+          <w:sz w:val="21"/>
+          <w:szCs w:val="21"/>
+          <w:rtl/>
+        </w:rPr>
         <w:t xml:space="preserve">המערכת מפרידה בין הנחה מפורשת (נכתבה) להנחה סמויה (הונחה ולא נוסחה)</w:t>
       </w:r>
     </w:p>
@@ -2309,29 +2331,7 @@
           <w:szCs w:val="21"/>
           <w:rtl/>
         </w:rPr>
-        <w:t xml:space="preserve">ההנחות הסמויות הן לרוב הממצא החשוב ביותר: הן נושאות את ההערכה ואף אחד לא בחן אותן</w:t>
-      </w:r>
-    </w:p>
-    <w:p>
-      <w:pPr>
-        <w:pStyle w:val="ListParagraph"/>
-        <w:numPr>
-          <w:ilvl w:val="0"/>
-          <w:numId w:val="2"/>
-        </w:numPr>
-        <w:bidi/>
-        <w:spacing w:after="100" w:line="290"/>
-        <w:jc w:val="right"/>
-      </w:pPr>
-      <w:r>
-        <w:rPr>
-          <w:rFonts w:ascii="Arial" w:cs="Arial" w:eastAsia="Arial" w:hAnsi="Arial"/>
-          <w:color w:val="333F4F"/>
-          <w:sz w:val="21"/>
-          <w:szCs w:val="21"/>
-          <w:rtl/>
-        </w:rPr>
-        <w:t xml:space="preserve">בדוגמה: ההנחה ש"פגיעה ביכולת מתורגמת לירידה בכוונה" נושאת שלוש מארבע הטענות המרכזיות</w:t>
+        <w:t xml:space="preserve">דוגמה אמיתית: "הקצב הטכנולוגי יהיה אחיד ורציף" — הנחה סמויה בסיכון גבוה שנושאת חלק ניכר מהמסמך</w:t>
       </w:r>
     </w:p>
     <w:p>
@@ -2485,29 +2485,29 @@
           <w:szCs w:val="21"/>
           <w:rtl/>
         </w:rPr>
-        <w:t xml:space="preserve">כל עדות מגיעה עם מקור, תאריך פרסום וסיווג אמינות — ולא כטענה ערטילאית</w:t>
-      </w:r>
-    </w:p>
-    <w:p>
-      <w:pPr>
-        <w:pStyle w:val="ListParagraph"/>
-        <w:numPr>
-          <w:ilvl w:val="0"/>
-          <w:numId w:val="2"/>
-        </w:numPr>
-        <w:bidi/>
-        <w:spacing w:after="100" w:line="290"/>
-        <w:jc w:val="right"/>
-      </w:pPr>
-      <w:r>
-        <w:rPr>
-          <w:rFonts w:ascii="Arial" w:cs="Arial" w:eastAsia="Arial" w:hAnsi="Arial"/>
-          <w:color w:val="333F4F"/>
-          <w:sz w:val="21"/>
-          <w:szCs w:val="21"/>
-          <w:rtl/>
-        </w:rPr>
-        <w:t xml:space="preserve">החיפוש רץ בשלוש שפות, כך שגם סיקור מקומי שאינו באנגלית נכנס לתמונה</w:t>
+        <w:t xml:space="preserve">כל עדות מגיעה עם מקור, קישור וסיווג אמינות — ולא כטענה ערטילאית</w:t>
+      </w:r>
+    </w:p>
+    <w:p>
+      <w:pPr>
+        <w:pStyle w:val="ListParagraph"/>
+        <w:numPr>
+          <w:ilvl w:val="0"/>
+          <w:numId w:val="2"/>
+        </w:numPr>
+        <w:bidi/>
+        <w:spacing w:after="100" w:line="290"/>
+        <w:jc w:val="right"/>
+      </w:pPr>
+      <w:r>
+        <w:rPr>
+          <w:rFonts w:ascii="Arial" w:cs="Arial" w:eastAsia="Arial" w:hAnsi="Arial"/>
+          <w:color w:val="333F4F"/>
+          <w:sz w:val="21"/>
+          <w:szCs w:val="21"/>
+          <w:rtl/>
+        </w:rPr>
+        <w:t xml:space="preserve">בהרצה זו בוצעו 34 חיפושי רשת בשלוש שפות במהלך הניתוח</w:t>
       </w:r>
     </w:p>
     <w:p>
@@ -2661,51 +2661,51 @@
           <w:szCs w:val="21"/>
           <w:rtl/>
         </w:rPr>
-        <w:t xml:space="preserve">כל חלופה מדורגת בחומרה ובהסתברות בנפרד — כי חלופה בהסתברות נמוכה וחומרה גבוהה עדיין מחייבת היערכות</w:t>
-      </w:r>
-    </w:p>
-    <w:p>
-      <w:pPr>
-        <w:pStyle w:val="ListParagraph"/>
-        <w:numPr>
-          <w:ilvl w:val="0"/>
-          <w:numId w:val="2"/>
-        </w:numPr>
-        <w:bidi/>
-        <w:spacing w:after="100" w:line="290"/>
-        <w:jc w:val="right"/>
-      </w:pPr>
-      <w:r>
-        <w:rPr>
-          <w:rFonts w:ascii="Arial" w:cs="Arial" w:eastAsia="Arial" w:hAnsi="Arial"/>
-          <w:color w:val="333F4F"/>
-          <w:sz w:val="21"/>
-          <w:szCs w:val="21"/>
-          <w:rtl/>
-        </w:rPr>
-        <w:t xml:space="preserve">לכל חלופה: עדויות תומכות, עדויות נגד ומשמעות מבצעית</w:t>
-      </w:r>
-    </w:p>
-    <w:p>
-      <w:pPr>
-        <w:pStyle w:val="ListParagraph"/>
-        <w:numPr>
-          <w:ilvl w:val="0"/>
-          <w:numId w:val="2"/>
-        </w:numPr>
-        <w:bidi/>
-        <w:spacing w:after="100" w:line="290"/>
-        <w:jc w:val="right"/>
-      </w:pPr>
-      <w:r>
-        <w:rPr>
-          <w:rFonts w:ascii="Arial" w:cs="Arial" w:eastAsia="Arial" w:hAnsi="Arial"/>
-          <w:color w:val="333F4F"/>
-          <w:sz w:val="21"/>
-          <w:szCs w:val="21"/>
-          <w:rtl/>
-        </w:rPr>
-        <w:t xml:space="preserve">התרחיש שההערכה המקורית הציגה כוודאי מופיע כאן כאחת מכמה חלופות — וזו בדיוק הנקודה</w:t>
+        <w:t xml:space="preserve">החלופות מדורגות בחומרה ובהסתברות בנפרד — כי חלופה בהסתברות נמוכה וחומרה גבוהה עדיין מחייבת היערכות</w:t>
+      </w:r>
+    </w:p>
+    <w:p>
+      <w:pPr>
+        <w:pStyle w:val="ListParagraph"/>
+        <w:numPr>
+          <w:ilvl w:val="0"/>
+          <w:numId w:val="2"/>
+        </w:numPr>
+        <w:bidi/>
+        <w:spacing w:after="100" w:line="290"/>
+        <w:jc w:val="right"/>
+      </w:pPr>
+      <w:r>
+        <w:rPr>
+          <w:rFonts w:ascii="Arial" w:cs="Arial" w:eastAsia="Arial" w:hAnsi="Arial"/>
+          <w:color w:val="333F4F"/>
+          <w:sz w:val="21"/>
+          <w:szCs w:val="21"/>
+          <w:rtl/>
+        </w:rPr>
+        <w:t xml:space="preserve">לכל חלופה: עדויות תומכות, עדויות נגד ומשמעות מעשית</w:t>
+      </w:r>
+    </w:p>
+    <w:p>
+      <w:pPr>
+        <w:pStyle w:val="ListParagraph"/>
+        <w:numPr>
+          <w:ilvl w:val="0"/>
+          <w:numId w:val="2"/>
+        </w:numPr>
+        <w:bidi/>
+        <w:spacing w:after="100" w:line="290"/>
+        <w:jc w:val="right"/>
+      </w:pPr>
+      <w:r>
+        <w:rPr>
+          <w:rFonts w:ascii="Arial" w:cs="Arial" w:eastAsia="Arial" w:hAnsi="Arial"/>
+          <w:color w:val="333F4F"/>
+          <w:sz w:val="21"/>
+          <w:szCs w:val="21"/>
+          <w:rtl/>
+        </w:rPr>
+        <w:t xml:space="preserve">התרחיש שההערכה המקורית הציגה כמסלול המרכזי מופיע כאן כאחת מכמה חלופות — וזו בדיוק הנקודה</w:t>
       </w:r>
     </w:p>
     <w:p>
@@ -2859,7 +2859,29 @@
           <w:szCs w:val="21"/>
           <w:rtl/>
         </w:rPr>
-        <w:t xml:space="preserve">המלצות אופרטיביות ולא הערות כלליות: הורד רמת ביטחון, הפרד בין יכולת לכוונה, אמת נתון ממקור שני</w:t>
+        <w:t xml:space="preserve">המלצות אופרטיביות ולא הערות כלליות — מה לשנות בהערכה ומה לבדוק לפני הפצתה</w:t>
+      </w:r>
+    </w:p>
+    <w:p>
+      <w:pPr>
+        <w:pStyle w:val="ListParagraph"/>
+        <w:numPr>
+          <w:ilvl w:val="0"/>
+          <w:numId w:val="2"/>
+        </w:numPr>
+        <w:bidi/>
+        <w:spacing w:after="100" w:line="290"/>
+        <w:jc w:val="right"/>
+      </w:pPr>
+      <w:r>
+        <w:rPr>
+          <w:rFonts w:ascii="Arial" w:cs="Arial" w:eastAsia="Arial" w:hAnsi="Arial"/>
+          <w:color w:val="333F4F"/>
+          <w:sz w:val="21"/>
+          <w:szCs w:val="21"/>
+          <w:rtl/>
+        </w:rPr>
+        <w:t xml:space="preserve">המערכת מצביעה על מספרים שהוצגו כעובדה בלי מקור, ומבקשת לאמת או לנסח מחדש</w:t>
       </w:r>
     </w:p>
     <w:p>
@@ -2903,29 +2925,7 @@
           <w:szCs w:val="21"/>
           <w:rtl/>
         </w:rPr>
-        <w:t xml:space="preserve">ניסוח מותנה של ההמלצה המבצעית במקום ניסוח מוחלט</w:t>
-      </w:r>
-    </w:p>
-    <w:p>
-      <w:pPr>
-        <w:pStyle w:val="ListParagraph"/>
-        <w:numPr>
-          <w:ilvl w:val="0"/>
-          <w:numId w:val="2"/>
-        </w:numPr>
-        <w:bidi/>
-        <w:spacing w:after="100" w:line="290"/>
-        <w:jc w:val="right"/>
-      </w:pPr>
-      <w:r>
-        <w:rPr>
-          <w:rFonts w:ascii="Arial" w:cs="Arial" w:eastAsia="Arial" w:hAnsi="Arial"/>
-          <w:color w:val="333F4F"/>
-          <w:sz w:val="21"/>
-          <w:szCs w:val="21"/>
-          <w:rtl/>
-        </w:rPr>
-        <w:t xml:space="preserve">ההמלצות נגזרות מהממצאים ומצביעות אחורה על הטענה או ההנחה שהולידה אותן</w:t>
+        <w:t xml:space="preserve">כל המלצה נגזרת מממצא ומצביעה אחורה על הטענה או ההנחה שהולידה אותה</w:t>
       </w:r>
     </w:p>
     <w:p>
@@ -3079,29 +3079,29 @@
           <w:szCs w:val="21"/>
           <w:rtl/>
         </w:rPr>
+        <w:t xml:space="preserve">שלושת הסוכנים בהרצה זו: מנתח טכנולוגיות AI, מנתח כלכלי ו-Devil's Advocate</w:t>
+      </w:r>
+    </w:p>
+    <w:p>
+      <w:pPr>
+        <w:pStyle w:val="ListParagraph"/>
+        <w:numPr>
+          <w:ilvl w:val="0"/>
+          <w:numId w:val="2"/>
+        </w:numPr>
+        <w:bidi/>
+        <w:spacing w:after="100" w:line="290"/>
+        <w:jc w:val="right"/>
+      </w:pPr>
+      <w:r>
+        <w:rPr>
+          <w:rFonts w:ascii="Arial" w:cs="Arial" w:eastAsia="Arial" w:hAnsi="Arial"/>
+          <w:color w:val="333F4F"/>
+          <w:sz w:val="21"/>
+          <w:szCs w:val="21"/>
+          <w:rtl/>
+        </w:rPr>
         <w:t xml:space="preserve">ליד כל סוכן מוצגות המיומנויות שהופעלו עבורו — מה בדיוק הזין את הניתוח</w:t>
-      </w:r>
-    </w:p>
-    <w:p>
-      <w:pPr>
-        <w:pStyle w:val="ListParagraph"/>
-        <w:numPr>
-          <w:ilvl w:val="0"/>
-          <w:numId w:val="2"/>
-        </w:numPr>
-        <w:bidi/>
-        <w:spacing w:after="100" w:line="290"/>
-        <w:jc w:val="right"/>
-      </w:pPr>
-      <w:r>
-        <w:rPr>
-          <w:rFonts w:ascii="Arial" w:cs="Arial" w:eastAsia="Arial" w:hAnsi="Arial"/>
-          <w:color w:val="333F4F"/>
-          <w:sz w:val="21"/>
-          <w:szCs w:val="21"/>
-          <w:rtl/>
-        </w:rPr>
-        <w:t xml:space="preserve">כשסוכנים חולקים על עצמם, ההבדל גלוי ולא מוחלק בסינתזה</w:t>
       </w:r>
     </w:p>
     <w:p>
@@ -3233,7 +3233,7 @@
           <w:szCs w:val="32"/>
           <w:rtl/>
         </w:rPr>
-        <w:t xml:space="preserve">מי, מה, איפה ומתי — מחולץ אוטומטית</w:t>
+        <w:t xml:space="preserve">ישויות וציר זמן — מחולצים אוטומטית</w:t>
       </w:r>
     </w:p>
     <w:p>
@@ -3277,51 +3277,51 @@
           <w:szCs w:val="21"/>
           <w:rtl/>
         </w:rPr>
-        <w:t xml:space="preserve">לכל ישות תפקיד או סוג, ודירוג רלוונטיות (גבוה / בינוני / נמוך)</w:t>
-      </w:r>
-    </w:p>
-    <w:p>
-      <w:pPr>
-        <w:pStyle w:val="ListParagraph"/>
-        <w:numPr>
-          <w:ilvl w:val="0"/>
-          <w:numId w:val="2"/>
-        </w:numPr>
-        <w:bidi/>
-        <w:spacing w:after="100" w:line="290"/>
-        <w:jc w:val="right"/>
-      </w:pPr>
-      <w:r>
-        <w:rPr>
-          <w:rFonts w:ascii="Arial" w:cs="Arial" w:eastAsia="Arial" w:hAnsi="Arial"/>
-          <w:color w:val="333F4F"/>
-          <w:sz w:val="21"/>
-          <w:szCs w:val="21"/>
-          <w:rtl/>
-        </w:rPr>
-        <w:t xml:space="preserve">אירועים מגיעים עם תאריך — בסיס לבניית ציר זמן</w:t>
-      </w:r>
-    </w:p>
-    <w:p>
-      <w:pPr>
-        <w:pStyle w:val="ListParagraph"/>
-        <w:numPr>
-          <w:ilvl w:val="0"/>
-          <w:numId w:val="2"/>
-        </w:numPr>
-        <w:bidi/>
-        <w:spacing w:after="100" w:line="290"/>
-        <w:jc w:val="right"/>
-      </w:pPr>
-      <w:r>
-        <w:rPr>
-          <w:rFonts w:ascii="Arial" w:cs="Arial" w:eastAsia="Arial" w:hAnsi="Arial"/>
-          <w:color w:val="333F4F"/>
-          <w:sz w:val="21"/>
-          <w:szCs w:val="21"/>
-          <w:rtl/>
-        </w:rPr>
-        <w:t xml:space="preserve">שימושי להצלבה בין הערכות ולזיהוי מהיר של הגורמים המרכזיים</w:t>
+        <w:t xml:space="preserve">בהרצה זו האירועים הם למעשה ציר זמן: חמישה שלבים מ-2026 עד 2031, ועוד שבעה אירועי קלף עם תאריכי יעד</w:t>
+      </w:r>
+    </w:p>
+    <w:p>
+      <w:pPr>
+        <w:pStyle w:val="ListParagraph"/>
+        <w:numPr>
+          <w:ilvl w:val="0"/>
+          <w:numId w:val="2"/>
+        </w:numPr>
+        <w:bidi/>
+        <w:spacing w:after="100" w:line="290"/>
+        <w:jc w:val="right"/>
+      </w:pPr>
+      <w:r>
+        <w:rPr>
+          <w:rFonts w:ascii="Arial" w:cs="Arial" w:eastAsia="Arial" w:hAnsi="Arial"/>
+          <w:color w:val="333F4F"/>
+          <w:sz w:val="21"/>
+          <w:szCs w:val="21"/>
+          <w:rtl/>
+        </w:rPr>
+        <w:t xml:space="preserve">לכל ישות דירוג רלוונטיות (גבוה / בינוני / נמוך) ותאריך, כשקיים</w:t>
+      </w:r>
+    </w:p>
+    <w:p>
+      <w:pPr>
+        <w:pStyle w:val="ListParagraph"/>
+        <w:numPr>
+          <w:ilvl w:val="0"/>
+          <w:numId w:val="2"/>
+        </w:numPr>
+        <w:bidi/>
+        <w:spacing w:after="100" w:line="290"/>
+        <w:jc w:val="right"/>
+      </w:pPr>
+      <w:r>
+        <w:rPr>
+          <w:rFonts w:ascii="Arial" w:cs="Arial" w:eastAsia="Arial" w:hAnsi="Arial"/>
+          <w:color w:val="333F4F"/>
+          <w:sz w:val="21"/>
+          <w:szCs w:val="21"/>
+          <w:rtl/>
+        </w:rPr>
+        <w:t xml:space="preserve">המערכת מחלצת רק מה שבמסמך — ארגון יחיד כאן, כי המסמך המקורי אינו נוקב בשמות</w:t>
       </w:r>
     </w:p>
     <w:p>
@@ -3386,7 +3386,7 @@
           <w:szCs w:val="17"/>
           <w:rtl/>
         </w:rPr>
-        <w:t xml:space="preserve">ישויות מחולצות ומדורגות לפי רלוונטיות</w:t>
+        <w:t xml:space="preserve">ישויות ואירועים — ציר הזמן שחולץ מהמסמך</w:t>
       </w:r>
     </w:p>
     <w:p>
@@ -3519,7 +3519,7 @@
           <w:szCs w:val="21"/>
           <w:rtl/>
         </w:rPr>
-        <w:t xml:space="preserve">לכל עדשה: הערכה, אינדיקטורים מהמסמך, ותרחישים — כולל תרחיש קיצון עם השלכות מסדר שני</w:t>
+        <w:t xml:space="preserve">בהרצה זו העדשה הראשונה חשפה את ההנחה המסוכנת ביותר: שהשינוי יהיה לינארי, ושחלון ההזדמנות ייסגר בהדרגה ולא בבת אחת</w:t>
       </w:r>
     </w:p>
     <w:p>
@@ -3673,7 +3673,29 @@
           <w:szCs w:val="21"/>
           <w:rtl/>
         </w:rPr>
-        <w:t xml:space="preserve">פתיחת שאילתה חושפת את התוצאות הגולמיות — כותרת, קישור, תאריך, תקציר ורמת אמינות</w:t>
+        <w:t xml:space="preserve">פתיחת שאילתה חושפת את התוצאות הגולמיות — כותרת, קישור, תקציר ורמת אמינות</w:t>
+      </w:r>
+    </w:p>
+    <w:p>
+      <w:pPr>
+        <w:pStyle w:val="ListParagraph"/>
+        <w:numPr>
+          <w:ilvl w:val="0"/>
+          <w:numId w:val="2"/>
+        </w:numPr>
+        <w:bidi/>
+        <w:spacing w:after="100" w:line="290"/>
+        <w:jc w:val="right"/>
+      </w:pPr>
+      <w:r>
+        <w:rPr>
+          <w:rFonts w:ascii="Arial" w:cs="Arial" w:eastAsia="Arial" w:hAnsi="Arial"/>
+          <w:color w:val="333F4F"/>
+          <w:sz w:val="21"/>
+          <w:szCs w:val="21"/>
+          <w:rtl/>
+        </w:rPr>
+        <w:t xml:space="preserve">גם חיפוש שלא החזיר תוצאות נרשם ומוצג — המערכת אינה מסתירה את מה שלא מצאה</w:t>
       </w:r>
     </w:p>
     <w:p>
@@ -3696,28 +3718,6 @@
           <w:rtl/>
         </w:rPr>
         <w:t xml:space="preserve">אפשר לאמת כל ממצא בדו"ח מול המקור שהוליד אותו</w:t>
-      </w:r>
-    </w:p>
-    <w:p>
-      <w:pPr>
-        <w:pStyle w:val="ListParagraph"/>
-        <w:numPr>
-          <w:ilvl w:val="0"/>
-          <w:numId w:val="2"/>
-        </w:numPr>
-        <w:bidi/>
-        <w:spacing w:after="100" w:line="290"/>
-        <w:jc w:val="right"/>
-      </w:pPr>
-      <w:r>
-        <w:rPr>
-          <w:rFonts w:ascii="Arial" w:cs="Arial" w:eastAsia="Arial" w:hAnsi="Arial"/>
-          <w:color w:val="333F4F"/>
-          <w:sz w:val="21"/>
-          <w:szCs w:val="21"/>
-          <w:rtl/>
-        </w:rPr>
-        <w:t xml:space="preserve">בסיס לביקורת מקצועית: האם הסוכן חיפש את הדבר הנכון?</w:t>
       </w:r>
     </w:p>
     <w:p>
@@ -3871,7 +3871,7 @@
           <w:szCs w:val="21"/>
           <w:rtl/>
         </w:rPr>
-        <w:t xml:space="preserve">טלמטריה מדויקת: קריאות LLM, טוקני קלט, טוקני פלט וחיפושי רשת</w:t>
+        <w:t xml:space="preserve">טלמטריה מדויקת: 19 קריאות מודל, 491K טוקני קלט, 53K טוקני פלט ו-34 חיפושי רשת</w:t>
       </w:r>
     </w:p>
     <w:p>
@@ -4047,7 +4047,7 @@
           <w:szCs w:val="21"/>
           <w:rtl/>
         </w:rPr>
-        <w:t xml:space="preserve">המסמך שנקלט נשמר במלואו וזמין בלשונית נפרדת</w:t>
+        <w:t xml:space="preserve">המסמך שנקלט נשמר במלואו וזמין בלשונית נפרדת — כאן בריף בן 2,819 מילים</w:t>
       </w:r>
     </w:p>
     <w:p>
@@ -4772,7 +4772,7 @@
           <w:szCs w:val="17"/>
           <w:rtl/>
         </w:rPr>
-        <w:t xml:space="preserve">שלב 1 באשף יצירת המיומנות</w:t>
+        <w:t xml:space="preserve">שלב 1 באשף — הזנה לדוגמה של מיומנות חדשה</w:t>
       </w:r>
     </w:p>
     <w:p>
@@ -5565,6 +5565,156 @@
           <w:rtl/>
         </w:rPr>
         <w:t xml:space="preserve">הגדרת סוכן חדש — תיאור והנחיות פרומפט</w:t>
+      </w:r>
+    </w:p>
+    <w:p>
+      <w:r>
+        <w:br w:type="page"/>
+      </w:r>
+    </w:p>
+    <w:p>
+      <w:pPr>
+        <w:bidi/>
+        <w:spacing w:after="60"/>
+        <w:jc w:val="right"/>
+      </w:pPr>
+      <w:r>
+        <w:rPr>
+          <w:rFonts w:ascii="Arial" w:cs="Arial" w:eastAsia="Arial" w:hAnsi="Arial"/>
+          <w:b/>
+          <w:bCs/>
+          <w:caps w:val="false"/>
+          <w:color w:val="2A5298"/>
+          <w:sz w:val="18"/>
+          <w:szCs w:val="18"/>
+          <w:rtl/>
+        </w:rPr>
+        <w:t xml:space="preserve">הרחבה בפועל</w:t>
+      </w:r>
+    </w:p>
+    <w:p>
+      <w:pPr>
+        <w:pStyle w:val="Heading1"/>
+        <w:bidi/>
+        <w:spacing w:after="160" w:before="280"/>
+        <w:jc w:val="right"/>
+      </w:pPr>
+      <w:r>
+        <w:rPr>
+          <w:rFonts w:ascii="Arial" w:cs="Arial" w:eastAsia="Arial" w:hAnsi="Arial"/>
+          <w:b/>
+          <w:bCs/>
+          <w:color w:val="0F2447"/>
+          <w:sz w:val="32"/>
+          <w:szCs w:val="32"/>
+          <w:rtl/>
+        </w:rPr>
+        <w:t xml:space="preserve">הצוות כבר הרחיב את המערכת בעצמו</w:t>
+      </w:r>
+    </w:p>
+    <w:p>
+      <w:pPr>
+        <w:bidi/>
+        <w:spacing w:after="120" w:line="300"/>
+        <w:jc w:val="right"/>
+      </w:pPr>
+      <w:r>
+        <w:rPr>
+          <w:rFonts w:ascii="Arial" w:cs="Arial" w:eastAsia="Arial" w:hAnsi="Arial"/>
+          <w:color w:val="333F4F"/>
+          <w:sz w:val="21"/>
+          <w:szCs w:val="21"/>
+          <w:rtl/>
+        </w:rPr>
+        <w:t xml:space="preserve">המבחן האמיתי של ארכיטקטורת המיומנויות והסוכנים אינו במה שהיא מגיעה איתו, אלא במה שנוסף לה אחר כך. שלוש ההרצות שבמדריך מדגימות בדיוק את זה: הן הופעלו ברובן על סוכנים ומיומנויות שלא היו במערכת ביום שהותקנה.</w:t>
+      </w:r>
+    </w:p>
+    <w:p>
+      <w:pPr>
+        <w:pStyle w:val="ListParagraph"/>
+        <w:numPr>
+          <w:ilvl w:val="0"/>
+          <w:numId w:val="2"/>
+        </w:numPr>
+        <w:bidi/>
+        <w:spacing w:after="100" w:line="290"/>
+        <w:jc w:val="right"/>
+      </w:pPr>
+      <w:r>
+        <w:rPr>
+          <w:rFonts w:ascii="Arial" w:cs="Arial" w:eastAsia="Arial" w:hAnsi="Arial"/>
+          <w:color w:val="333F4F"/>
+          <w:sz w:val="21"/>
+          <w:szCs w:val="21"/>
+          <w:rtl/>
+        </w:rPr>
+        <w:t xml:space="preserve">שלוש ההרצות שבמדריך הופעלו עם סוכנים שהצוות יצר: "מנתח טכנולוגיות AI", "סוכן משחקי מלחמה", "מומחה אסלאם", "מומחה איסלאם שיעי"</w:t>
+      </w:r>
+    </w:p>
+    <w:p>
+      <w:pPr>
+        <w:pStyle w:val="ListParagraph"/>
+        <w:numPr>
+          <w:ilvl w:val="0"/>
+          <w:numId w:val="2"/>
+        </w:numPr>
+        <w:bidi/>
+        <w:spacing w:after="100" w:line="290"/>
+        <w:jc w:val="right"/>
+      </w:pPr>
+      <w:r>
+        <w:rPr>
+          <w:rFonts w:ascii="Arial" w:cs="Arial" w:eastAsia="Arial" w:hAnsi="Arial"/>
+          <w:color w:val="333F4F"/>
+          <w:sz w:val="21"/>
+          <w:szCs w:val="21"/>
+          <w:rtl/>
+        </w:rPr>
+        <w:t xml:space="preserve">ולצידם מיומנויות שנכתבו בבית: skill-ai-expert, skill-advanced-model-architectures, skill-islamic-theology, skill-common-sense ועוד</w:t>
+      </w:r>
+    </w:p>
+    <w:p>
+      <w:pPr>
+        <w:pStyle w:val="ListParagraph"/>
+        <w:numPr>
+          <w:ilvl w:val="0"/>
+          <w:numId w:val="2"/>
+        </w:numPr>
+        <w:bidi/>
+        <w:spacing w:after="100" w:line="290"/>
+        <w:jc w:val="right"/>
+      </w:pPr>
+      <w:r>
+        <w:rPr>
+          <w:rFonts w:ascii="Arial" w:cs="Arial" w:eastAsia="Arial" w:hAnsi="Arial"/>
+          <w:color w:val="333F4F"/>
+          <w:sz w:val="21"/>
+          <w:szCs w:val="21"/>
+          <w:rtl/>
+        </w:rPr>
+        <w:t xml:space="preserve">אף אחת מהן אינה חלק מהמאגר המובנה — כולן נוצרו מהממשק, בלי שורת קוד</w:t>
+      </w:r>
+    </w:p>
+    <w:p>
+      <w:pPr>
+        <w:pStyle w:val="ListParagraph"/>
+        <w:numPr>
+          <w:ilvl w:val="0"/>
+          <w:numId w:val="2"/>
+        </w:numPr>
+        <w:bidi/>
+        <w:spacing w:after="100" w:line="290"/>
+        <w:jc w:val="right"/>
+      </w:pPr>
+      <w:r>
+        <w:rPr>
+          <w:rFonts w:ascii="Arial" w:cs="Arial" w:eastAsia="Arial" w:hAnsi="Arial"/>
+          <w:color w:val="333F4F"/>
+          <w:sz w:val="21"/>
+          <w:szCs w:val="21"/>
+          <w:rtl/>
+        </w:rPr>
+        <w:t xml:space="preserve">זה ההבדל בין כלי שמגיע עם ידע קבוע לבין מערכת שהידע שלה גדל עם הצוות</w:t>
       </w:r>
     </w:p>
     <w:p>
